--- a/optimized/刘潇洋-Go后端开发简历.docx
+++ b/optimized/刘潇洋-Go后端开发简历.docx
@@ -81,7 +81,7 @@
                 <w:color w:val="555555"/>
                 <w:sz w:val="19"/>
               </w:rPr>
-              <w:t>年龄：29岁</w:t>
+              <w:t>年龄：33岁（1993年）</w:t>
             </w:r>
           </w:p>
           <w:p>

--- a/optimized/刘潇洋-Go后端开发简历.docx
+++ b/optimized/刘潇洋-Go后端开发简历.docx
@@ -368,7 +368,7 @@
                 <w:color w:val="444444"/>
                 <w:sz w:val="21"/>
               </w:rPr>
-              <w:t>9. 熟悉 LNMP 技术栈，具备扎实的 PHP 基础，可使用 Yii、ThinkPHP、Laravel 快速开发；</w:t>
+              <w:t>9. 熟练使用 Cursor、Claude Code、GitHub Copilot 等 AI 编程工具，可借助 AI 独立完成管理后台前端页面开发（Vue/React），实现后端工程师的全栈交付；善于利用 AI 辅助代码审查、单元测试生成、技术文档撰写及日常重构提效；</w:t>
             </w:r>
           </w:p>
           <w:p>
@@ -382,7 +382,21 @@
                 <w:color w:val="444444"/>
                 <w:sz w:val="21"/>
               </w:rPr>
-              <w:t>10. 擅长 PProf 性能分析、全链路追踪及服务可观测性建设，能快速定位并解决线上问题。</w:t>
+              <w:t>10. 熟悉 LNMP 技术栈，具备扎实的 PHP 基础，可使用 Yii、ThinkPHP、Laravel 快速开发；</w:t>
+            </w:r>
+          </w:p>
+          <w:p>
+            <w:pPr>
+              <w:spacing w:before="0" w:after="0" w:line="360" w:lineRule="exact"/>
+            </w:pPr>
+            <w:r>
+              <w:rPr>
+                <w:rFonts w:ascii="Microsoft YaHei" w:hAnsi="Microsoft YaHei" w:eastAsia="Microsoft YaHei"/>
+                <w:b w:val="0"/>
+                <w:color w:val="444444"/>
+                <w:sz w:val="21"/>
+              </w:rPr>
+              <w:t>11. 擅长 PProf 性能分析、全链路追踪及服务可观测性建设，能快速定位并解决线上问题。</w:t>
             </w:r>
           </w:p>
           <w:p>
